--- a/ITC-VI-PO-002-04 TARJETA DE CONTROL DE SERVICIO SOCIAL.docx
+++ b/ITC-VI-PO-002-04 TARJETA DE CONTROL DE SERVICIO SOCIAL.docx
@@ -17,23 +17,7 @@
           <w:b/>
           <w:bCs/>
         </w:rPr>
-        <w:t xml:space="preserve">INSTITUTO </w:t>
-      </w:r>
-      <w:r>
-        <w:rPr>
-          <w:rFonts w:ascii="Arial" w:eastAsia="Arial" w:hAnsi="Arial" w:cs="Arial"/>
-          <w:b/>
-          <w:bCs/>
-        </w:rPr>
-        <w:t>TECNOLÓGICO</w:t>
-      </w:r>
-      <w:r>
-        <w:rPr>
-          <w:rFonts w:ascii="Arial" w:eastAsia="Arial" w:hAnsi="Arial" w:cs="Arial"/>
-          <w:b/>
-          <w:bCs/>
-        </w:rPr>
-        <w:t xml:space="preserve"> DE CANCÚN</w:t>
+        <w:t>INSTITUTO TECNOLÓGICO DE CANCÚN</w:t>
       </w:r>
     </w:p>
     <w:p>
@@ -171,15 +155,7 @@
                 <w:sz w:val="22"/>
                 <w:szCs w:val="22"/>
               </w:rPr>
-              <w:t>DOMICILIO:(4)</w:t>
-            </w:r>
-            <w:r>
-              <w:rPr>
-                <w:rFonts w:ascii="Arial" w:eastAsia="Arial" w:hAnsi="Arial" w:cs="Arial"/>
-                <w:sz w:val="22"/>
-                <w:szCs w:val="22"/>
-              </w:rPr>
-              <w:t xml:space="preserve">                                   </w:t>
+              <w:t xml:space="preserve">DOMICILIO:(4)                                   </w:t>
             </w:r>
             <w:r>
               <w:rPr>
@@ -351,15 +327,7 @@
                 <w:sz w:val="22"/>
                 <w:szCs w:val="22"/>
               </w:rPr>
-              <w:t xml:space="preserve"> CRÉDITOS</w:t>
-            </w:r>
-            <w:r>
-              <w:rPr>
-                <w:rFonts w:ascii="Arial" w:eastAsia="Arial" w:hAnsi="Arial" w:cs="Arial"/>
-                <w:sz w:val="22"/>
-                <w:szCs w:val="22"/>
-              </w:rPr>
-              <w:t xml:space="preserve"> APROBADOS: (7)            </w:t>
+              <w:t xml:space="preserve"> CRÉDITOS APROBADOS: (7)            </w:t>
             </w:r>
           </w:p>
           <w:p>
@@ -1335,7 +1303,7 @@
                     </wp:anchor>
                   </w:drawing>
                 </mc:Choice>
-                <mc:Fallback xmlns:cr="http://schemas.microsoft.com/office/comments/2020/reactions" xmlns="http://schemas.microsoft.com/office/tasks/2019/documenttasks" xmlns:w16cid="http://schemas.microsoft.com/office/word/2016/wordml/cid" xmlns:w16cex="http://schemas.microsoft.com/office/word/2018/wordml/cex" xmlns:w16="http://schemas.microsoft.com/office/word/2018/wordml" xmlns:dgm="http://schemas.openxmlformats.org/drawingml/2006/diagram" xmlns:lc="http://schemas.openxmlformats.org/drawingml/2006/lockedCanvas" xmlns:c="http://schemas.openxmlformats.org/drawingml/2006/chart" xmlns:pic="http://schemas.openxmlformats.org/drawingml/2006/picture" xmlns:a="http://schemas.openxmlformats.org/drawingml/2006/main" xmlns:sl="http://schemas.openxmlformats.org/schemaLibrary/2006/main">
+                <mc:Fallback xmlns:sl="http://schemas.openxmlformats.org/schemaLibrary/2006/main" xmlns:a="http://schemas.openxmlformats.org/drawingml/2006/main" xmlns:pic="http://schemas.openxmlformats.org/drawingml/2006/picture" xmlns:c="http://schemas.openxmlformats.org/drawingml/2006/chart" xmlns:lc="http://schemas.openxmlformats.org/drawingml/2006/lockedCanvas" xmlns:dgm="http://schemas.openxmlformats.org/drawingml/2006/diagram" xmlns:w16="http://schemas.microsoft.com/office/word/2018/wordml" xmlns:w16cex="http://schemas.microsoft.com/office/word/2018/wordml/cex" xmlns:w16cid="http://schemas.microsoft.com/office/word/2016/wordml/cid" xmlns="http://schemas.microsoft.com/office/tasks/2019/documenttasks" xmlns:cr="http://schemas.microsoft.com/office/comments/2020/reactions">
                   <w:drawing>
                     <wp:anchor allowOverlap="1" behindDoc="0" distB="0" distT="0" distL="114300" distR="114300" hidden="0" layoutInCell="1" locked="0" relativeHeight="0" simplePos="0">
                       <wp:simplePos x="0" y="0"/>
@@ -1461,7 +1429,7 @@
                     </wp:anchor>
                   </w:drawing>
                 </mc:Choice>
-                <mc:Fallback xmlns:cr="http://schemas.microsoft.com/office/comments/2020/reactions" xmlns="http://schemas.microsoft.com/office/tasks/2019/documenttasks" xmlns:w16cid="http://schemas.microsoft.com/office/word/2016/wordml/cid" xmlns:w16cex="http://schemas.microsoft.com/office/word/2018/wordml/cex" xmlns:w16="http://schemas.microsoft.com/office/word/2018/wordml" xmlns:dgm="http://schemas.openxmlformats.org/drawingml/2006/diagram" xmlns:lc="http://schemas.openxmlformats.org/drawingml/2006/lockedCanvas" xmlns:c="http://schemas.openxmlformats.org/drawingml/2006/chart" xmlns:pic="http://schemas.openxmlformats.org/drawingml/2006/picture" xmlns:a="http://schemas.openxmlformats.org/drawingml/2006/main" xmlns:sl="http://schemas.openxmlformats.org/schemaLibrary/2006/main">
+                <mc:Fallback xmlns:sl="http://schemas.openxmlformats.org/schemaLibrary/2006/main" xmlns:a="http://schemas.openxmlformats.org/drawingml/2006/main" xmlns:pic="http://schemas.openxmlformats.org/drawingml/2006/picture" xmlns:c="http://schemas.openxmlformats.org/drawingml/2006/chart" xmlns:lc="http://schemas.openxmlformats.org/drawingml/2006/lockedCanvas" xmlns:dgm="http://schemas.openxmlformats.org/drawingml/2006/diagram" xmlns:w16="http://schemas.microsoft.com/office/word/2018/wordml" xmlns:w16cex="http://schemas.microsoft.com/office/word/2018/wordml/cex" xmlns:w16cid="http://schemas.microsoft.com/office/word/2016/wordml/cid" xmlns="http://schemas.microsoft.com/office/tasks/2019/documenttasks" xmlns:cr="http://schemas.microsoft.com/office/comments/2020/reactions">
                   <w:drawing>
                     <wp:anchor allowOverlap="1" behindDoc="0" distB="0" distT="0" distL="114300" distR="114300" hidden="0" layoutInCell="1" locked="0" relativeHeight="0" simplePos="0">
                       <wp:simplePos x="0" y="0"/>
@@ -1574,7 +1542,7 @@
                     </wp:anchor>
                   </w:drawing>
                 </mc:Choice>
-                <mc:Fallback xmlns:cr="http://schemas.microsoft.com/office/comments/2020/reactions" xmlns="http://schemas.microsoft.com/office/tasks/2019/documenttasks" xmlns:w16cid="http://schemas.microsoft.com/office/word/2016/wordml/cid" xmlns:w16cex="http://schemas.microsoft.com/office/word/2018/wordml/cex" xmlns:w16="http://schemas.microsoft.com/office/word/2018/wordml" xmlns:dgm="http://schemas.openxmlformats.org/drawingml/2006/diagram" xmlns:lc="http://schemas.openxmlformats.org/drawingml/2006/lockedCanvas" xmlns:c="http://schemas.openxmlformats.org/drawingml/2006/chart" xmlns:pic="http://schemas.openxmlformats.org/drawingml/2006/picture" xmlns:a="http://schemas.openxmlformats.org/drawingml/2006/main" xmlns:sl="http://schemas.openxmlformats.org/schemaLibrary/2006/main">
+                <mc:Fallback xmlns:sl="http://schemas.openxmlformats.org/schemaLibrary/2006/main" xmlns:a="http://schemas.openxmlformats.org/drawingml/2006/main" xmlns:pic="http://schemas.openxmlformats.org/drawingml/2006/picture" xmlns:c="http://schemas.openxmlformats.org/drawingml/2006/chart" xmlns:lc="http://schemas.openxmlformats.org/drawingml/2006/lockedCanvas" xmlns:dgm="http://schemas.openxmlformats.org/drawingml/2006/diagram" xmlns:w16="http://schemas.microsoft.com/office/word/2018/wordml" xmlns:w16cex="http://schemas.microsoft.com/office/word/2018/wordml/cex" xmlns:w16cid="http://schemas.microsoft.com/office/word/2016/wordml/cid" xmlns="http://schemas.microsoft.com/office/tasks/2019/documenttasks" xmlns:cr="http://schemas.microsoft.com/office/comments/2020/reactions">
                   <w:drawing>
                     <wp:anchor allowOverlap="1" behindDoc="0" distB="0" distT="0" distL="114300" distR="114300" hidden="0" layoutInCell="1" locked="0" relativeHeight="0" simplePos="0">
                       <wp:simplePos x="0" y="0"/>
@@ -1687,7 +1655,7 @@
                     </wp:anchor>
                   </w:drawing>
                 </mc:Choice>
-                <mc:Fallback xmlns:cr="http://schemas.microsoft.com/office/comments/2020/reactions" xmlns="http://schemas.microsoft.com/office/tasks/2019/documenttasks" xmlns:w16cid="http://schemas.microsoft.com/office/word/2016/wordml/cid" xmlns:w16cex="http://schemas.microsoft.com/office/word/2018/wordml/cex" xmlns:w16="http://schemas.microsoft.com/office/word/2018/wordml" xmlns:dgm="http://schemas.openxmlformats.org/drawingml/2006/diagram" xmlns:lc="http://schemas.openxmlformats.org/drawingml/2006/lockedCanvas" xmlns:c="http://schemas.openxmlformats.org/drawingml/2006/chart" xmlns:pic="http://schemas.openxmlformats.org/drawingml/2006/picture" xmlns:a="http://schemas.openxmlformats.org/drawingml/2006/main" xmlns:sl="http://schemas.openxmlformats.org/schemaLibrary/2006/main">
+                <mc:Fallback xmlns:sl="http://schemas.openxmlformats.org/schemaLibrary/2006/main" xmlns:a="http://schemas.openxmlformats.org/drawingml/2006/main" xmlns:pic="http://schemas.openxmlformats.org/drawingml/2006/picture" xmlns:c="http://schemas.openxmlformats.org/drawingml/2006/chart" xmlns:lc="http://schemas.openxmlformats.org/drawingml/2006/lockedCanvas" xmlns:dgm="http://schemas.openxmlformats.org/drawingml/2006/diagram" xmlns:w16="http://schemas.microsoft.com/office/word/2018/wordml" xmlns:w16cex="http://schemas.microsoft.com/office/word/2018/wordml/cex" xmlns:w16cid="http://schemas.microsoft.com/office/word/2016/wordml/cid" xmlns="http://schemas.microsoft.com/office/tasks/2019/documenttasks" xmlns:cr="http://schemas.microsoft.com/office/comments/2020/reactions">
                   <w:drawing>
                     <wp:anchor allowOverlap="1" behindDoc="0" distB="0" distT="0" distL="114300" distR="114300" hidden="0" layoutInCell="1" locked="0" relativeHeight="0" simplePos="0">
                       <wp:simplePos x="0" y="0"/>
@@ -1816,7 +1784,7 @@
                     </wp:anchor>
                   </w:drawing>
                 </mc:Choice>
-                <mc:Fallback xmlns:cr="http://schemas.microsoft.com/office/comments/2020/reactions" xmlns="http://schemas.microsoft.com/office/tasks/2019/documenttasks" xmlns:w16cid="http://schemas.microsoft.com/office/word/2016/wordml/cid" xmlns:w16cex="http://schemas.microsoft.com/office/word/2018/wordml/cex" xmlns:w16="http://schemas.microsoft.com/office/word/2018/wordml" xmlns:dgm="http://schemas.openxmlformats.org/drawingml/2006/diagram" xmlns:lc="http://schemas.openxmlformats.org/drawingml/2006/lockedCanvas" xmlns:c="http://schemas.openxmlformats.org/drawingml/2006/chart" xmlns:pic="http://schemas.openxmlformats.org/drawingml/2006/picture" xmlns:a="http://schemas.openxmlformats.org/drawingml/2006/main" xmlns:sl="http://schemas.openxmlformats.org/schemaLibrary/2006/main">
+                <mc:Fallback xmlns:sl="http://schemas.openxmlformats.org/schemaLibrary/2006/main" xmlns:a="http://schemas.openxmlformats.org/drawingml/2006/main" xmlns:pic="http://schemas.openxmlformats.org/drawingml/2006/picture" xmlns:c="http://schemas.openxmlformats.org/drawingml/2006/chart" xmlns:lc="http://schemas.openxmlformats.org/drawingml/2006/lockedCanvas" xmlns:dgm="http://schemas.openxmlformats.org/drawingml/2006/diagram" xmlns:w16="http://schemas.microsoft.com/office/word/2018/wordml" xmlns:w16cex="http://schemas.microsoft.com/office/word/2018/wordml/cex" xmlns:w16cid="http://schemas.microsoft.com/office/word/2016/wordml/cid" xmlns="http://schemas.microsoft.com/office/tasks/2019/documenttasks" xmlns:cr="http://schemas.microsoft.com/office/comments/2020/reactions">
                   <w:drawing>
                     <wp:anchor allowOverlap="1" behindDoc="0" distB="0" distT="0" distL="114300" distR="114300" hidden="0" layoutInCell="1" locked="0" relativeHeight="0" simplePos="0">
                       <wp:simplePos x="0" y="0"/>
@@ -1949,7 +1917,7 @@
                     </wp:anchor>
                   </w:drawing>
                 </mc:Choice>
-                <mc:Fallback xmlns:cr="http://schemas.microsoft.com/office/comments/2020/reactions" xmlns="http://schemas.microsoft.com/office/tasks/2019/documenttasks" xmlns:w16cid="http://schemas.microsoft.com/office/word/2016/wordml/cid" xmlns:w16cex="http://schemas.microsoft.com/office/word/2018/wordml/cex" xmlns:w16="http://schemas.microsoft.com/office/word/2018/wordml" xmlns:dgm="http://schemas.openxmlformats.org/drawingml/2006/diagram" xmlns:lc="http://schemas.openxmlformats.org/drawingml/2006/lockedCanvas" xmlns:c="http://schemas.openxmlformats.org/drawingml/2006/chart" xmlns:pic="http://schemas.openxmlformats.org/drawingml/2006/picture" xmlns:a="http://schemas.openxmlformats.org/drawingml/2006/main" xmlns:sl="http://schemas.openxmlformats.org/schemaLibrary/2006/main">
+                <mc:Fallback xmlns:sl="http://schemas.openxmlformats.org/schemaLibrary/2006/main" xmlns:a="http://schemas.openxmlformats.org/drawingml/2006/main" xmlns:pic="http://schemas.openxmlformats.org/drawingml/2006/picture" xmlns:c="http://schemas.openxmlformats.org/drawingml/2006/chart" xmlns:lc="http://schemas.openxmlformats.org/drawingml/2006/lockedCanvas" xmlns:dgm="http://schemas.openxmlformats.org/drawingml/2006/diagram" xmlns:w16="http://schemas.microsoft.com/office/word/2018/wordml" xmlns:w16cex="http://schemas.microsoft.com/office/word/2018/wordml/cex" xmlns:w16cid="http://schemas.microsoft.com/office/word/2016/wordml/cid" xmlns="http://schemas.microsoft.com/office/tasks/2019/documenttasks" xmlns:cr="http://schemas.microsoft.com/office/comments/2020/reactions">
                   <w:drawing>
                     <wp:anchor allowOverlap="1" behindDoc="0" distB="0" distT="0" distL="114300" distR="114300" hidden="0" layoutInCell="1" locked="0" relativeHeight="0" simplePos="0">
                       <wp:simplePos x="0" y="0"/>
@@ -2082,7 +2050,7 @@
                     </wp:anchor>
                   </w:drawing>
                 </mc:Choice>
-                <mc:Fallback xmlns:cr="http://schemas.microsoft.com/office/comments/2020/reactions" xmlns="http://schemas.microsoft.com/office/tasks/2019/documenttasks" xmlns:w16cid="http://schemas.microsoft.com/office/word/2016/wordml/cid" xmlns:w16cex="http://schemas.microsoft.com/office/word/2018/wordml/cex" xmlns:w16="http://schemas.microsoft.com/office/word/2018/wordml" xmlns:dgm="http://schemas.openxmlformats.org/drawingml/2006/diagram" xmlns:lc="http://schemas.openxmlformats.org/drawingml/2006/lockedCanvas" xmlns:c="http://schemas.openxmlformats.org/drawingml/2006/chart" xmlns:pic="http://schemas.openxmlformats.org/drawingml/2006/picture" xmlns:a="http://schemas.openxmlformats.org/drawingml/2006/main" xmlns:sl="http://schemas.openxmlformats.org/schemaLibrary/2006/main">
+                <mc:Fallback xmlns:sl="http://schemas.openxmlformats.org/schemaLibrary/2006/main" xmlns:a="http://schemas.openxmlformats.org/drawingml/2006/main" xmlns:pic="http://schemas.openxmlformats.org/drawingml/2006/picture" xmlns:c="http://schemas.openxmlformats.org/drawingml/2006/chart" xmlns:lc="http://schemas.openxmlformats.org/drawingml/2006/lockedCanvas" xmlns:dgm="http://schemas.openxmlformats.org/drawingml/2006/diagram" xmlns:w16="http://schemas.microsoft.com/office/word/2018/wordml" xmlns:w16cex="http://schemas.microsoft.com/office/word/2018/wordml/cex" xmlns:w16cid="http://schemas.microsoft.com/office/word/2016/wordml/cid" xmlns="http://schemas.microsoft.com/office/tasks/2019/documenttasks" xmlns:cr="http://schemas.microsoft.com/office/comments/2020/reactions">
                   <w:drawing>
                     <wp:anchor allowOverlap="1" behindDoc="0" distB="0" distT="0" distL="114300" distR="114300" hidden="0" layoutInCell="1" locked="0" relativeHeight="0" simplePos="0">
                       <wp:simplePos x="0" y="0"/>
@@ -2228,7 +2196,7 @@
                     </wp:anchor>
                   </w:drawing>
                 </mc:Choice>
-                <mc:Fallback xmlns:cr="http://schemas.microsoft.com/office/comments/2020/reactions" xmlns="http://schemas.microsoft.com/office/tasks/2019/documenttasks" xmlns:w16cid="http://schemas.microsoft.com/office/word/2016/wordml/cid" xmlns:w16cex="http://schemas.microsoft.com/office/word/2018/wordml/cex" xmlns:w16="http://schemas.microsoft.com/office/word/2018/wordml" xmlns:dgm="http://schemas.openxmlformats.org/drawingml/2006/diagram" xmlns:lc="http://schemas.openxmlformats.org/drawingml/2006/lockedCanvas" xmlns:c="http://schemas.openxmlformats.org/drawingml/2006/chart" xmlns:pic="http://schemas.openxmlformats.org/drawingml/2006/picture" xmlns:a="http://schemas.openxmlformats.org/drawingml/2006/main" xmlns:sl="http://schemas.openxmlformats.org/schemaLibrary/2006/main">
+                <mc:Fallback xmlns:sl="http://schemas.openxmlformats.org/schemaLibrary/2006/main" xmlns:a="http://schemas.openxmlformats.org/drawingml/2006/main" xmlns:pic="http://schemas.openxmlformats.org/drawingml/2006/picture" xmlns:c="http://schemas.openxmlformats.org/drawingml/2006/chart" xmlns:lc="http://schemas.openxmlformats.org/drawingml/2006/lockedCanvas" xmlns:dgm="http://schemas.openxmlformats.org/drawingml/2006/diagram" xmlns:w16="http://schemas.microsoft.com/office/word/2018/wordml" xmlns:w16cex="http://schemas.microsoft.com/office/word/2018/wordml/cex" xmlns:w16cid="http://schemas.microsoft.com/office/word/2016/wordml/cid" xmlns="http://schemas.microsoft.com/office/tasks/2019/documenttasks" xmlns:cr="http://schemas.microsoft.com/office/comments/2020/reactions">
                   <w:drawing>
                     <wp:anchor allowOverlap="1" behindDoc="0" distB="0" distT="0" distL="114300" distR="114300" hidden="0" layoutInCell="1" locked="0" relativeHeight="0" simplePos="0">
                       <wp:simplePos x="0" y="0"/>
@@ -2351,7 +2319,7 @@
                     </wp:anchor>
                   </w:drawing>
                 </mc:Choice>
-                <mc:Fallback xmlns:cr="http://schemas.microsoft.com/office/comments/2020/reactions" xmlns="http://schemas.microsoft.com/office/tasks/2019/documenttasks" xmlns:w16cid="http://schemas.microsoft.com/office/word/2016/wordml/cid" xmlns:w16cex="http://schemas.microsoft.com/office/word/2018/wordml/cex" xmlns:w16="http://schemas.microsoft.com/office/word/2018/wordml" xmlns:dgm="http://schemas.openxmlformats.org/drawingml/2006/diagram" xmlns:lc="http://schemas.openxmlformats.org/drawingml/2006/lockedCanvas" xmlns:c="http://schemas.openxmlformats.org/drawingml/2006/chart" xmlns:pic="http://schemas.openxmlformats.org/drawingml/2006/picture" xmlns:a="http://schemas.openxmlformats.org/drawingml/2006/main" xmlns:sl="http://schemas.openxmlformats.org/schemaLibrary/2006/main">
+                <mc:Fallback xmlns:sl="http://schemas.openxmlformats.org/schemaLibrary/2006/main" xmlns:a="http://schemas.openxmlformats.org/drawingml/2006/main" xmlns:pic="http://schemas.openxmlformats.org/drawingml/2006/picture" xmlns:c="http://schemas.openxmlformats.org/drawingml/2006/chart" xmlns:lc="http://schemas.openxmlformats.org/drawingml/2006/lockedCanvas" xmlns:dgm="http://schemas.openxmlformats.org/drawingml/2006/diagram" xmlns:w16="http://schemas.microsoft.com/office/word/2018/wordml" xmlns:w16cex="http://schemas.microsoft.com/office/word/2018/wordml/cex" xmlns:w16cid="http://schemas.microsoft.com/office/word/2016/wordml/cid" xmlns="http://schemas.microsoft.com/office/tasks/2019/documenttasks" xmlns:cr="http://schemas.microsoft.com/office/comments/2020/reactions">
                   <w:drawing>
                     <wp:anchor allowOverlap="1" behindDoc="0" distB="0" distT="0" distL="114300" distR="114300" hidden="0" layoutInCell="1" locked="0" relativeHeight="0" simplePos="0">
                       <wp:simplePos x="0" y="0"/>
@@ -2459,7 +2427,7 @@
                     </wp:anchor>
                   </w:drawing>
                 </mc:Choice>
-                <mc:Fallback xmlns:cr="http://schemas.microsoft.com/office/comments/2020/reactions" xmlns="http://schemas.microsoft.com/office/tasks/2019/documenttasks" xmlns:w16cid="http://schemas.microsoft.com/office/word/2016/wordml/cid" xmlns:w16cex="http://schemas.microsoft.com/office/word/2018/wordml/cex" xmlns:w16="http://schemas.microsoft.com/office/word/2018/wordml" xmlns:dgm="http://schemas.openxmlformats.org/drawingml/2006/diagram" xmlns:lc="http://schemas.openxmlformats.org/drawingml/2006/lockedCanvas" xmlns:c="http://schemas.openxmlformats.org/drawingml/2006/chart" xmlns:pic="http://schemas.openxmlformats.org/drawingml/2006/picture" xmlns:a="http://schemas.openxmlformats.org/drawingml/2006/main" xmlns:sl="http://schemas.openxmlformats.org/schemaLibrary/2006/main">
+                <mc:Fallback xmlns:sl="http://schemas.openxmlformats.org/schemaLibrary/2006/main" xmlns:a="http://schemas.openxmlformats.org/drawingml/2006/main" xmlns:pic="http://schemas.openxmlformats.org/drawingml/2006/picture" xmlns:c="http://schemas.openxmlformats.org/drawingml/2006/chart" xmlns:lc="http://schemas.openxmlformats.org/drawingml/2006/lockedCanvas" xmlns:dgm="http://schemas.openxmlformats.org/drawingml/2006/diagram" xmlns:w16="http://schemas.microsoft.com/office/word/2018/wordml" xmlns:w16cex="http://schemas.microsoft.com/office/word/2018/wordml/cex" xmlns:w16cid="http://schemas.microsoft.com/office/word/2016/wordml/cid" xmlns="http://schemas.microsoft.com/office/tasks/2019/documenttasks" xmlns:cr="http://schemas.microsoft.com/office/comments/2020/reactions">
                   <w:drawing>
                     <wp:anchor allowOverlap="1" behindDoc="0" distB="0" distT="0" distL="114300" distR="114300" hidden="0" layoutInCell="1" locked="0" relativeHeight="0" simplePos="0">
                       <wp:simplePos x="0" y="0"/>
@@ -2567,7 +2535,7 @@
                     </wp:anchor>
                   </w:drawing>
                 </mc:Choice>
-                <mc:Fallback xmlns:cr="http://schemas.microsoft.com/office/comments/2020/reactions" xmlns="http://schemas.microsoft.com/office/tasks/2019/documenttasks" xmlns:w16cid="http://schemas.microsoft.com/office/word/2016/wordml/cid" xmlns:w16cex="http://schemas.microsoft.com/office/word/2018/wordml/cex" xmlns:w16="http://schemas.microsoft.com/office/word/2018/wordml" xmlns:dgm="http://schemas.openxmlformats.org/drawingml/2006/diagram" xmlns:lc="http://schemas.openxmlformats.org/drawingml/2006/lockedCanvas" xmlns:c="http://schemas.openxmlformats.org/drawingml/2006/chart" xmlns:pic="http://schemas.openxmlformats.org/drawingml/2006/picture" xmlns:a="http://schemas.openxmlformats.org/drawingml/2006/main" xmlns:sl="http://schemas.openxmlformats.org/schemaLibrary/2006/main">
+                <mc:Fallback xmlns:sl="http://schemas.openxmlformats.org/schemaLibrary/2006/main" xmlns:a="http://schemas.openxmlformats.org/drawingml/2006/main" xmlns:pic="http://schemas.openxmlformats.org/drawingml/2006/picture" xmlns:c="http://schemas.openxmlformats.org/drawingml/2006/chart" xmlns:lc="http://schemas.openxmlformats.org/drawingml/2006/lockedCanvas" xmlns:dgm="http://schemas.openxmlformats.org/drawingml/2006/diagram" xmlns:w16="http://schemas.microsoft.com/office/word/2018/wordml" xmlns:w16cex="http://schemas.microsoft.com/office/word/2018/wordml/cex" xmlns:w16cid="http://schemas.microsoft.com/office/word/2016/wordml/cid" xmlns="http://schemas.microsoft.com/office/tasks/2019/documenttasks" xmlns:cr="http://schemas.microsoft.com/office/comments/2020/reactions">
                   <w:drawing>
                     <wp:anchor allowOverlap="1" behindDoc="0" distB="0" distT="0" distL="114300" distR="114300" hidden="0" layoutInCell="1" locked="0" relativeHeight="0" simplePos="0">
                       <wp:simplePos x="0" y="0"/>
@@ -2699,19 +2667,18 @@
                 <w:rFonts w:ascii="Arial" w:eastAsia="Arial" w:hAnsi="Arial" w:cs="Arial"/>
               </w:rPr>
             </w:pPr>
-            <w:bookmarkStart w:id="0" w:name="_GoBack"/>
-            <w:bookmarkEnd w:id="0"/>
           </w:p>
         </w:tc>
       </w:tr>
     </w:tbl>
     <w:p>
       <w:pPr>
-        <w:jc w:val="center"/>
         <w:rPr>
           <w:rFonts w:ascii="Arial" w:eastAsia="Arial" w:hAnsi="Arial" w:cs="Arial"/>
         </w:rPr>
       </w:pPr>
+      <w:bookmarkStart w:id="0" w:name="_GoBack"/>
+      <w:bookmarkEnd w:id="0"/>
     </w:p>
     <w:tbl>
       <w:tblPr>
@@ -2801,693 +2768,6 @@
           <w:rFonts w:ascii="Arial" w:eastAsia="Arial" w:hAnsi="Arial" w:cs="Arial"/>
         </w:rPr>
       </w:pPr>
-    </w:p>
-    <w:p>
-      <w:pPr>
-        <w:tabs>
-          <w:tab w:val="left" w:pos="1440"/>
-        </w:tabs>
-        <w:ind w:left="540"/>
-        <w:jc w:val="both"/>
-        <w:rPr>
-          <w:rFonts w:ascii="Arial" w:eastAsia="Arial" w:hAnsi="Arial" w:cs="Arial"/>
-        </w:rPr>
-      </w:pPr>
-      <w:r>
-        <w:rPr>
-          <w:rFonts w:ascii="Arial" w:eastAsia="Arial" w:hAnsi="Arial" w:cs="Arial"/>
-          <w:b/>
-          <w:bCs/>
-        </w:rPr>
-        <w:t xml:space="preserve">INSTRUCTIVO DE LLENADO DE LA TARJETA DE CONTROL DE SERVICIO SOCIAL </w:t>
-      </w:r>
-    </w:p>
-    <w:p>
-      <w:pPr>
-        <w:tabs>
-          <w:tab w:val="left" w:pos="1440"/>
-        </w:tabs>
-        <w:jc w:val="both"/>
-        <w:rPr>
-          <w:rFonts w:ascii="Arial" w:eastAsia="Arial" w:hAnsi="Arial" w:cs="Arial"/>
-          <w:sz w:val="20"/>
-          <w:szCs w:val="20"/>
-        </w:rPr>
-      </w:pPr>
-    </w:p>
-    <w:p>
-      <w:pPr>
-        <w:tabs>
-          <w:tab w:val="left" w:pos="1440"/>
-        </w:tabs>
-        <w:ind w:firstLine="540"/>
-        <w:jc w:val="both"/>
-        <w:rPr>
-          <w:rFonts w:ascii="Arial" w:eastAsia="Arial" w:hAnsi="Arial" w:cs="Arial"/>
-          <w:sz w:val="20"/>
-          <w:szCs w:val="20"/>
-        </w:rPr>
-      </w:pPr>
-    </w:p>
-    <w:p>
-      <w:pPr>
-        <w:tabs>
-          <w:tab w:val="left" w:pos="1440"/>
-        </w:tabs>
-        <w:ind w:left="1440" w:hanging="900"/>
-        <w:jc w:val="both"/>
-        <w:rPr>
-          <w:rFonts w:ascii="Arial" w:eastAsia="Arial" w:hAnsi="Arial" w:cs="Arial"/>
-          <w:sz w:val="20"/>
-          <w:szCs w:val="20"/>
-        </w:rPr>
-      </w:pPr>
-    </w:p>
-    <w:p>
-      <w:pPr>
-        <w:tabs>
-          <w:tab w:val="left" w:pos="1440"/>
-        </w:tabs>
-        <w:ind w:left="1440" w:hanging="900"/>
-        <w:jc w:val="both"/>
-        <w:rPr>
-          <w:rFonts w:ascii="Arial" w:eastAsia="Arial" w:hAnsi="Arial" w:cs="Arial"/>
-          <w:sz w:val="20"/>
-          <w:szCs w:val="20"/>
-        </w:rPr>
-      </w:pPr>
-      <w:r>
-        <w:rPr>
-          <w:rFonts w:ascii="Arial" w:eastAsia="Arial" w:hAnsi="Arial" w:cs="Arial"/>
-          <w:sz w:val="20"/>
-          <w:szCs w:val="20"/>
-        </w:rPr>
-        <w:t>1.</w:t>
-      </w:r>
-      <w:r>
-        <w:rPr>
-          <w:rFonts w:ascii="Arial" w:eastAsia="Arial" w:hAnsi="Arial" w:cs="Arial"/>
-          <w:sz w:val="20"/>
-          <w:szCs w:val="20"/>
-        </w:rPr>
-        <w:tab/>
-        <w:t>Anotar el nombre completo del prestante, empezando por el apellido paterno, materno y nombre(s).</w:t>
-      </w:r>
-    </w:p>
-    <w:p>
-      <w:pPr>
-        <w:tabs>
-          <w:tab w:val="left" w:pos="1440"/>
-        </w:tabs>
-        <w:ind w:left="1440" w:hanging="900"/>
-        <w:jc w:val="both"/>
-        <w:rPr>
-          <w:rFonts w:ascii="Arial" w:eastAsia="Arial" w:hAnsi="Arial" w:cs="Arial"/>
-          <w:sz w:val="20"/>
-          <w:szCs w:val="20"/>
-        </w:rPr>
-      </w:pPr>
-    </w:p>
-    <w:p>
-      <w:pPr>
-        <w:tabs>
-          <w:tab w:val="left" w:pos="1440"/>
-        </w:tabs>
-        <w:ind w:left="1440" w:hanging="900"/>
-        <w:jc w:val="both"/>
-        <w:rPr>
-          <w:rFonts w:ascii="Arial" w:eastAsia="Arial" w:hAnsi="Arial" w:cs="Arial"/>
-          <w:sz w:val="20"/>
-          <w:szCs w:val="20"/>
-        </w:rPr>
-      </w:pPr>
-      <w:r>
-        <w:rPr>
-          <w:rFonts w:ascii="Arial" w:eastAsia="Arial" w:hAnsi="Arial" w:cs="Arial"/>
-          <w:sz w:val="20"/>
-          <w:szCs w:val="20"/>
-        </w:rPr>
-        <w:t>2.</w:t>
-      </w:r>
-      <w:r>
-        <w:rPr>
-          <w:rFonts w:ascii="Arial" w:eastAsia="Arial" w:hAnsi="Arial" w:cs="Arial"/>
-          <w:sz w:val="20"/>
-          <w:szCs w:val="20"/>
-        </w:rPr>
-        <w:tab/>
-        <w:t>Escribir con dígitos la edad del prestante.</w:t>
-      </w:r>
-    </w:p>
-    <w:p>
-      <w:pPr>
-        <w:tabs>
-          <w:tab w:val="left" w:pos="1440"/>
-        </w:tabs>
-        <w:ind w:left="1440" w:hanging="900"/>
-        <w:jc w:val="both"/>
-        <w:rPr>
-          <w:rFonts w:ascii="Arial" w:eastAsia="Arial" w:hAnsi="Arial" w:cs="Arial"/>
-          <w:sz w:val="20"/>
-          <w:szCs w:val="20"/>
-        </w:rPr>
-      </w:pPr>
-    </w:p>
-    <w:p>
-      <w:pPr>
-        <w:numPr>
-          <w:ilvl w:val="0"/>
-          <w:numId w:val="1"/>
-        </w:numPr>
-        <w:jc w:val="both"/>
-        <w:rPr>
-          <w:rFonts w:ascii="Arial" w:eastAsia="Arial" w:hAnsi="Arial" w:cs="Arial"/>
-          <w:sz w:val="20"/>
-          <w:szCs w:val="20"/>
-        </w:rPr>
-      </w:pPr>
-      <w:r>
-        <w:rPr>
-          <w:rFonts w:ascii="Arial" w:eastAsia="Arial" w:hAnsi="Arial" w:cs="Arial"/>
-          <w:sz w:val="20"/>
-          <w:szCs w:val="20"/>
-        </w:rPr>
-        <w:t>Marcar con una “X” el cuadro correspondiente al sexo del prestante.</w:t>
-      </w:r>
-    </w:p>
-    <w:p>
-      <w:pPr>
-        <w:ind w:left="540"/>
-        <w:jc w:val="both"/>
-        <w:rPr>
-          <w:rFonts w:ascii="Arial" w:eastAsia="Arial" w:hAnsi="Arial" w:cs="Arial"/>
-          <w:sz w:val="20"/>
-          <w:szCs w:val="20"/>
-        </w:rPr>
-      </w:pPr>
-    </w:p>
-    <w:p>
-      <w:pPr>
-        <w:numPr>
-          <w:ilvl w:val="0"/>
-          <w:numId w:val="1"/>
-        </w:numPr>
-        <w:jc w:val="both"/>
-        <w:rPr>
-          <w:rFonts w:ascii="Arial" w:eastAsia="Arial" w:hAnsi="Arial" w:cs="Arial"/>
-          <w:sz w:val="20"/>
-          <w:szCs w:val="20"/>
-        </w:rPr>
-      </w:pPr>
-      <w:r>
-        <w:rPr>
-          <w:rFonts w:ascii="Arial" w:eastAsia="Arial" w:hAnsi="Arial" w:cs="Arial"/>
-          <w:sz w:val="20"/>
-          <w:szCs w:val="20"/>
-        </w:rPr>
-        <w:t>Anotar el domicilio, éste deberá incluir la calle, número, colonia, ciudad y estado.</w:t>
-      </w:r>
-    </w:p>
-    <w:p>
-      <w:pPr>
-        <w:jc w:val="both"/>
-        <w:rPr>
-          <w:rFonts w:ascii="Arial" w:eastAsia="Arial" w:hAnsi="Arial" w:cs="Arial"/>
-          <w:sz w:val="20"/>
-          <w:szCs w:val="20"/>
-        </w:rPr>
-      </w:pPr>
-    </w:p>
-    <w:p>
-      <w:pPr>
-        <w:numPr>
-          <w:ilvl w:val="0"/>
-          <w:numId w:val="1"/>
-        </w:numPr>
-        <w:jc w:val="both"/>
-        <w:rPr>
-          <w:rFonts w:ascii="Arial" w:eastAsia="Arial" w:hAnsi="Arial" w:cs="Arial"/>
-          <w:sz w:val="20"/>
-          <w:szCs w:val="20"/>
-        </w:rPr>
-      </w:pPr>
-      <w:r>
-        <w:rPr>
-          <w:rFonts w:ascii="Arial" w:eastAsia="Arial" w:hAnsi="Arial" w:cs="Arial"/>
-          <w:sz w:val="20"/>
-          <w:szCs w:val="20"/>
-        </w:rPr>
-        <w:t>Indicar el número telefónico donde se pueda localizar al prestante.</w:t>
-      </w:r>
-    </w:p>
-    <w:p>
-      <w:pPr>
-        <w:jc w:val="both"/>
-        <w:rPr>
-          <w:rFonts w:ascii="Arial" w:eastAsia="Arial" w:hAnsi="Arial" w:cs="Arial"/>
-          <w:sz w:val="20"/>
-          <w:szCs w:val="20"/>
-        </w:rPr>
-      </w:pPr>
-    </w:p>
-    <w:p>
-      <w:pPr>
-        <w:numPr>
-          <w:ilvl w:val="0"/>
-          <w:numId w:val="1"/>
-        </w:numPr>
-        <w:jc w:val="both"/>
-        <w:rPr>
-          <w:rFonts w:ascii="Arial" w:eastAsia="Arial" w:hAnsi="Arial" w:cs="Arial"/>
-          <w:sz w:val="20"/>
-          <w:szCs w:val="20"/>
-        </w:rPr>
-      </w:pPr>
-      <w:r>
-        <w:rPr>
-          <w:rFonts w:ascii="Arial" w:eastAsia="Arial" w:hAnsi="Arial" w:cs="Arial"/>
-          <w:sz w:val="20"/>
-          <w:szCs w:val="20"/>
-        </w:rPr>
-        <w:t>Anotar el nombre completo de la carrera que cursa.</w:t>
-      </w:r>
-    </w:p>
-    <w:p>
-      <w:pPr>
-        <w:pBdr>
-          <w:top w:val="nil"/>
-          <w:left w:val="nil"/>
-          <w:bottom w:val="nil"/>
-          <w:right w:val="nil"/>
-          <w:between w:val="nil"/>
-        </w:pBdr>
-        <w:rPr>
-          <w:rFonts w:ascii="Arial" w:eastAsia="Arial" w:hAnsi="Arial" w:cs="Arial"/>
-          <w:color w:val="000000"/>
-          <w:sz w:val="20"/>
-          <w:szCs w:val="20"/>
-        </w:rPr>
-      </w:pPr>
-    </w:p>
-    <w:p>
-      <w:pPr>
-        <w:numPr>
-          <w:ilvl w:val="0"/>
-          <w:numId w:val="1"/>
-        </w:numPr>
-        <w:jc w:val="both"/>
-        <w:rPr>
-          <w:rFonts w:ascii="Arial" w:eastAsia="Arial" w:hAnsi="Arial" w:cs="Arial"/>
-          <w:sz w:val="20"/>
-          <w:szCs w:val="20"/>
-        </w:rPr>
-      </w:pPr>
-      <w:r>
-        <w:rPr>
-          <w:rFonts w:ascii="Arial" w:eastAsia="Arial" w:hAnsi="Arial" w:cs="Arial"/>
-          <w:sz w:val="20"/>
-          <w:szCs w:val="20"/>
-        </w:rPr>
-        <w:t>Anotar el porcentaje de crédito acumulados de su carrera.</w:t>
-      </w:r>
-    </w:p>
-    <w:p>
-      <w:pPr>
-        <w:pBdr>
-          <w:top w:val="nil"/>
-          <w:left w:val="nil"/>
-          <w:bottom w:val="nil"/>
-          <w:right w:val="nil"/>
-          <w:between w:val="nil"/>
-        </w:pBdr>
-        <w:rPr>
-          <w:rFonts w:ascii="Arial" w:eastAsia="Arial" w:hAnsi="Arial" w:cs="Arial"/>
-          <w:color w:val="000000"/>
-          <w:sz w:val="20"/>
-          <w:szCs w:val="20"/>
-        </w:rPr>
-      </w:pPr>
-    </w:p>
-    <w:p>
-      <w:pPr>
-        <w:numPr>
-          <w:ilvl w:val="0"/>
-          <w:numId w:val="1"/>
-        </w:numPr>
-        <w:jc w:val="both"/>
-        <w:rPr>
-          <w:rFonts w:ascii="Arial" w:eastAsia="Arial" w:hAnsi="Arial" w:cs="Arial"/>
-          <w:sz w:val="20"/>
-          <w:szCs w:val="20"/>
-        </w:rPr>
-      </w:pPr>
-      <w:r>
-        <w:rPr>
-          <w:rFonts w:ascii="Arial" w:eastAsia="Arial" w:hAnsi="Arial" w:cs="Arial"/>
-          <w:sz w:val="20"/>
-          <w:szCs w:val="20"/>
-        </w:rPr>
-        <w:t>Marcar con una “X” en el cuadro correspondiente el período del ciclo escolar</w:t>
-      </w:r>
-      <w:r>
-        <w:rPr>
-          <w:rFonts w:ascii="Arial" w:eastAsia="Arial" w:hAnsi="Arial" w:cs="Arial"/>
-          <w:sz w:val="20"/>
-          <w:szCs w:val="20"/>
-        </w:rPr>
-        <w:t xml:space="preserve"> en el que se está operando.</w:t>
-      </w:r>
-    </w:p>
-    <w:p>
-      <w:pPr>
-        <w:pBdr>
-          <w:top w:val="nil"/>
-          <w:left w:val="nil"/>
-          <w:bottom w:val="nil"/>
-          <w:right w:val="nil"/>
-          <w:between w:val="nil"/>
-        </w:pBdr>
-        <w:ind w:left="708"/>
-        <w:rPr>
-          <w:rFonts w:ascii="Arial" w:eastAsia="Arial" w:hAnsi="Arial" w:cs="Arial"/>
-          <w:color w:val="000000"/>
-          <w:sz w:val="20"/>
-          <w:szCs w:val="20"/>
-        </w:rPr>
-      </w:pPr>
-    </w:p>
-    <w:p>
-      <w:pPr>
-        <w:numPr>
-          <w:ilvl w:val="0"/>
-          <w:numId w:val="1"/>
-        </w:numPr>
-        <w:jc w:val="both"/>
-        <w:rPr>
-          <w:rFonts w:ascii="Arial" w:eastAsia="Arial" w:hAnsi="Arial" w:cs="Arial"/>
-          <w:sz w:val="20"/>
-          <w:szCs w:val="20"/>
-        </w:rPr>
-      </w:pPr>
-      <w:r>
-        <w:rPr>
-          <w:rFonts w:ascii="Arial" w:eastAsia="Arial" w:hAnsi="Arial" w:cs="Arial"/>
-          <w:sz w:val="20"/>
-          <w:szCs w:val="20"/>
-        </w:rPr>
-        <w:t>Anotar la fecha de inicio del programa de servicio social.</w:t>
-      </w:r>
-    </w:p>
-    <w:p>
-      <w:pPr>
-        <w:pBdr>
-          <w:top w:val="nil"/>
-          <w:left w:val="nil"/>
-          <w:bottom w:val="nil"/>
-          <w:right w:val="nil"/>
-          <w:between w:val="nil"/>
-        </w:pBdr>
-        <w:ind w:left="708"/>
-        <w:rPr>
-          <w:rFonts w:ascii="Arial" w:eastAsia="Arial" w:hAnsi="Arial" w:cs="Arial"/>
-          <w:color w:val="000000"/>
-          <w:sz w:val="20"/>
-          <w:szCs w:val="20"/>
-        </w:rPr>
-      </w:pPr>
-    </w:p>
-    <w:p>
-      <w:pPr>
-        <w:numPr>
-          <w:ilvl w:val="0"/>
-          <w:numId w:val="1"/>
-        </w:numPr>
-        <w:jc w:val="both"/>
-        <w:rPr>
-          <w:rFonts w:ascii="Arial" w:eastAsia="Arial" w:hAnsi="Arial" w:cs="Arial"/>
-          <w:sz w:val="20"/>
-          <w:szCs w:val="20"/>
-        </w:rPr>
-      </w:pPr>
-      <w:r>
-        <w:rPr>
-          <w:rFonts w:ascii="Arial" w:eastAsia="Arial" w:hAnsi="Arial" w:cs="Arial"/>
-          <w:sz w:val="20"/>
-          <w:szCs w:val="20"/>
-        </w:rPr>
-        <w:t>Anotar la fecha de término del programa de servicio social.</w:t>
-      </w:r>
-    </w:p>
-    <w:p>
-      <w:pPr>
-        <w:pBdr>
-          <w:top w:val="nil"/>
-          <w:left w:val="nil"/>
-          <w:bottom w:val="nil"/>
-          <w:right w:val="nil"/>
-          <w:between w:val="nil"/>
-        </w:pBdr>
-        <w:ind w:left="708"/>
-        <w:rPr>
-          <w:rFonts w:ascii="Arial" w:eastAsia="Arial" w:hAnsi="Arial" w:cs="Arial"/>
-          <w:color w:val="000000"/>
-          <w:sz w:val="20"/>
-          <w:szCs w:val="20"/>
-        </w:rPr>
-      </w:pPr>
-    </w:p>
-    <w:p>
-      <w:pPr>
-        <w:numPr>
-          <w:ilvl w:val="0"/>
-          <w:numId w:val="1"/>
-        </w:numPr>
-        <w:jc w:val="both"/>
-        <w:rPr>
-          <w:rFonts w:ascii="Arial" w:eastAsia="Arial" w:hAnsi="Arial" w:cs="Arial"/>
-          <w:sz w:val="20"/>
-          <w:szCs w:val="20"/>
-        </w:rPr>
-      </w:pPr>
-      <w:r>
-        <w:rPr>
-          <w:rFonts w:ascii="Arial" w:eastAsia="Arial" w:hAnsi="Arial" w:cs="Arial"/>
-          <w:sz w:val="20"/>
-          <w:szCs w:val="20"/>
-        </w:rPr>
-        <w:t>Anotar el nombre del programa al que fue asignado.</w:t>
-      </w:r>
-    </w:p>
-    <w:p>
-      <w:pPr>
-        <w:pBdr>
-          <w:top w:val="nil"/>
-          <w:left w:val="nil"/>
-          <w:bottom w:val="nil"/>
-          <w:right w:val="nil"/>
-          <w:between w:val="nil"/>
-        </w:pBdr>
-        <w:ind w:left="708"/>
-        <w:rPr>
-          <w:rFonts w:ascii="Arial" w:eastAsia="Arial" w:hAnsi="Arial" w:cs="Arial"/>
-          <w:color w:val="000000"/>
-          <w:sz w:val="20"/>
-          <w:szCs w:val="20"/>
-        </w:rPr>
-      </w:pPr>
-    </w:p>
-    <w:p>
-      <w:pPr>
-        <w:numPr>
-          <w:ilvl w:val="0"/>
-          <w:numId w:val="1"/>
-        </w:numPr>
-        <w:jc w:val="both"/>
-        <w:rPr>
-          <w:rFonts w:ascii="Arial" w:eastAsia="Arial" w:hAnsi="Arial" w:cs="Arial"/>
-          <w:sz w:val="20"/>
-          <w:szCs w:val="20"/>
-        </w:rPr>
-      </w:pPr>
-      <w:r>
-        <w:rPr>
-          <w:rFonts w:ascii="Arial" w:eastAsia="Arial" w:hAnsi="Arial" w:cs="Arial"/>
-          <w:sz w:val="20"/>
-          <w:szCs w:val="20"/>
-        </w:rPr>
-        <w:t>Indicar el nombre de la instancia.</w:t>
-      </w:r>
-    </w:p>
-    <w:p>
-      <w:pPr>
-        <w:jc w:val="both"/>
-        <w:rPr>
-          <w:rFonts w:ascii="Arial" w:eastAsia="Arial" w:hAnsi="Arial" w:cs="Arial"/>
-          <w:sz w:val="20"/>
-          <w:szCs w:val="20"/>
-        </w:rPr>
-      </w:pPr>
-    </w:p>
-    <w:p>
-      <w:pPr>
-        <w:numPr>
-          <w:ilvl w:val="0"/>
-          <w:numId w:val="1"/>
-        </w:numPr>
-        <w:jc w:val="both"/>
-        <w:rPr>
-          <w:rFonts w:ascii="Arial" w:eastAsia="Arial" w:hAnsi="Arial" w:cs="Arial"/>
-          <w:sz w:val="20"/>
-          <w:szCs w:val="20"/>
-        </w:rPr>
-      </w:pPr>
-      <w:r>
-        <w:rPr>
-          <w:rFonts w:ascii="Arial" w:eastAsia="Arial" w:hAnsi="Arial" w:cs="Arial"/>
-          <w:sz w:val="20"/>
-          <w:szCs w:val="20"/>
-        </w:rPr>
-        <w:t>Escribir el número total de horas acreditadas en el programa indicado.</w:t>
-      </w:r>
-    </w:p>
-    <w:p>
-      <w:pPr>
-        <w:pBdr>
-          <w:top w:val="nil"/>
-          <w:left w:val="nil"/>
-          <w:bottom w:val="nil"/>
-          <w:right w:val="nil"/>
-          <w:between w:val="nil"/>
-        </w:pBdr>
-        <w:ind w:left="708"/>
-        <w:rPr>
-          <w:rFonts w:ascii="Arial" w:eastAsia="Arial" w:hAnsi="Arial" w:cs="Arial"/>
-          <w:color w:val="000000"/>
-          <w:sz w:val="20"/>
-          <w:szCs w:val="20"/>
-        </w:rPr>
-      </w:pPr>
-    </w:p>
-    <w:p>
-      <w:pPr>
-        <w:numPr>
-          <w:ilvl w:val="0"/>
-          <w:numId w:val="1"/>
-        </w:numPr>
-        <w:jc w:val="both"/>
-        <w:rPr>
-          <w:rFonts w:ascii="Arial" w:eastAsia="Arial" w:hAnsi="Arial" w:cs="Arial"/>
-          <w:sz w:val="20"/>
-          <w:szCs w:val="20"/>
-        </w:rPr>
-      </w:pPr>
-      <w:r>
-        <w:rPr>
-          <w:rFonts w:ascii="Arial" w:eastAsia="Arial" w:hAnsi="Arial" w:cs="Arial"/>
-          <w:sz w:val="20"/>
-          <w:szCs w:val="20"/>
-        </w:rPr>
-        <w:t>Marcar con una “X” en el cuadro correspondiente el documento que entrega el prestante.</w:t>
-      </w:r>
-    </w:p>
-    <w:p>
-      <w:pPr>
-        <w:pBdr>
-          <w:top w:val="nil"/>
-          <w:left w:val="nil"/>
-          <w:bottom w:val="nil"/>
-          <w:right w:val="nil"/>
-          <w:between w:val="nil"/>
-        </w:pBdr>
-        <w:ind w:left="708"/>
-        <w:rPr>
-          <w:rFonts w:ascii="Arial" w:eastAsia="Arial" w:hAnsi="Arial" w:cs="Arial"/>
-          <w:color w:val="000000"/>
-          <w:sz w:val="20"/>
-          <w:szCs w:val="20"/>
-        </w:rPr>
-      </w:pPr>
-    </w:p>
-    <w:p>
-      <w:pPr>
-        <w:numPr>
-          <w:ilvl w:val="0"/>
-          <w:numId w:val="1"/>
-        </w:numPr>
-        <w:jc w:val="both"/>
-        <w:rPr>
-          <w:rFonts w:ascii="Arial" w:eastAsia="Arial" w:hAnsi="Arial" w:cs="Arial"/>
-          <w:sz w:val="20"/>
-          <w:szCs w:val="20"/>
-        </w:rPr>
-      </w:pPr>
-      <w:r>
-        <w:rPr>
-          <w:rFonts w:ascii="Arial" w:eastAsia="Arial" w:hAnsi="Arial" w:cs="Arial"/>
-          <w:sz w:val="20"/>
-          <w:szCs w:val="20"/>
-        </w:rPr>
-        <w:t>En caso de alguna aclaración, anotarla</w:t>
-      </w:r>
-    </w:p>
-    <w:p>
-      <w:pPr>
-        <w:jc w:val="both"/>
-        <w:rPr>
-          <w:rFonts w:ascii="Arial" w:eastAsia="Arial" w:hAnsi="Arial" w:cs="Arial"/>
-          <w:sz w:val="20"/>
-          <w:szCs w:val="20"/>
-        </w:rPr>
-      </w:pPr>
-    </w:p>
-    <w:p>
-      <w:pPr>
-        <w:ind w:left="1440"/>
-        <w:jc w:val="both"/>
-        <w:rPr>
-          <w:rFonts w:ascii="Arial" w:eastAsia="Arial" w:hAnsi="Arial" w:cs="Arial"/>
-          <w:sz w:val="20"/>
-          <w:szCs w:val="20"/>
-        </w:rPr>
-      </w:pPr>
-    </w:p>
-    <w:p>
-      <w:pPr>
-        <w:jc w:val="both"/>
-        <w:rPr>
-          <w:rFonts w:ascii="Arial" w:eastAsia="Arial" w:hAnsi="Arial" w:cs="Arial"/>
-          <w:sz w:val="20"/>
-          <w:szCs w:val="20"/>
-        </w:rPr>
-      </w:pPr>
-    </w:p>
-    <w:p>
-      <w:pPr>
-        <w:jc w:val="both"/>
-        <w:rPr>
-          <w:rFonts w:ascii="Arial" w:eastAsia="Arial" w:hAnsi="Arial" w:cs="Arial"/>
-          <w:sz w:val="20"/>
-          <w:szCs w:val="20"/>
-        </w:rPr>
-      </w:pPr>
-    </w:p>
-    <w:p>
-      <w:pPr>
-        <w:jc w:val="both"/>
-        <w:rPr>
-          <w:rFonts w:ascii="Arial" w:eastAsia="Arial" w:hAnsi="Arial" w:cs="Arial"/>
-          <w:sz w:val="20"/>
-          <w:szCs w:val="20"/>
-        </w:rPr>
-      </w:pPr>
-      <w:r>
-        <w:rPr>
-          <w:rFonts w:ascii="Arial" w:eastAsia="Arial" w:hAnsi="Arial" w:cs="Arial"/>
-          <w:sz w:val="20"/>
-          <w:szCs w:val="20"/>
-        </w:rPr>
-        <w:t>NOTA: En el caso de que el prestante realice dos programas diferentes, se anotarán los datos correspondientes por programa en cada uno de los renglones.</w:t>
-      </w:r>
     </w:p>
     <w:p>
       <w:pPr>
@@ -4068,7 +3348,7 @@
               <w:sz w:val="22"/>
               <w:szCs w:val="22"/>
             </w:rPr>
-            <w:t>1</w:t>
+            <w:t>2</w:t>
           </w:r>
           <w:r>
             <w:rPr>
@@ -4129,7 +3409,7 @@
               <w:sz w:val="22"/>
               <w:szCs w:val="22"/>
             </w:rPr>
-            <w:t>3</w:t>
+            <w:t>2</w:t>
           </w:r>
           <w:r>
             <w:rPr>

--- a/ITC-VI-PO-002-04 TARJETA DE CONTROL DE SERVICIO SOCIAL.docx
+++ b/ITC-VI-PO-002-04 TARJETA DE CONTROL DE SERVICIO SOCIAL.docx
@@ -1077,6 +1077,8 @@
           <w:rFonts w:ascii="Arial" w:eastAsia="Arial" w:hAnsi="Arial" w:cs="Arial"/>
         </w:rPr>
       </w:pPr>
+      <w:bookmarkStart w:id="0" w:name="_GoBack"/>
+      <w:bookmarkEnd w:id="0"/>
     </w:p>
     <w:tbl>
       <w:tblPr>
@@ -1303,7 +1305,7 @@
                     </wp:anchor>
                   </w:drawing>
                 </mc:Choice>
-                <mc:Fallback xmlns:sl="http://schemas.openxmlformats.org/schemaLibrary/2006/main" xmlns:a="http://schemas.openxmlformats.org/drawingml/2006/main" xmlns:pic="http://schemas.openxmlformats.org/drawingml/2006/picture" xmlns:c="http://schemas.openxmlformats.org/drawingml/2006/chart" xmlns:lc="http://schemas.openxmlformats.org/drawingml/2006/lockedCanvas" xmlns:dgm="http://schemas.openxmlformats.org/drawingml/2006/diagram" xmlns:w16="http://schemas.microsoft.com/office/word/2018/wordml" xmlns:w16cex="http://schemas.microsoft.com/office/word/2018/wordml/cex" xmlns:w16cid="http://schemas.microsoft.com/office/word/2016/wordml/cid" xmlns="http://schemas.microsoft.com/office/tasks/2019/documenttasks" xmlns:cr="http://schemas.microsoft.com/office/comments/2020/reactions">
+                <mc:Fallback xmlns:cr="http://schemas.microsoft.com/office/comments/2020/reactions" xmlns="http://schemas.microsoft.com/office/tasks/2019/documenttasks" xmlns:w16cid="http://schemas.microsoft.com/office/word/2016/wordml/cid" xmlns:w16cex="http://schemas.microsoft.com/office/word/2018/wordml/cex" xmlns:w16="http://schemas.microsoft.com/office/word/2018/wordml" xmlns:dgm="http://schemas.openxmlformats.org/drawingml/2006/diagram" xmlns:lc="http://schemas.openxmlformats.org/drawingml/2006/lockedCanvas" xmlns:c="http://schemas.openxmlformats.org/drawingml/2006/chart" xmlns:pic="http://schemas.openxmlformats.org/drawingml/2006/picture" xmlns:a="http://schemas.openxmlformats.org/drawingml/2006/main" xmlns:sl="http://schemas.openxmlformats.org/schemaLibrary/2006/main">
                   <w:drawing>
                     <wp:anchor allowOverlap="1" behindDoc="0" distB="0" distT="0" distL="114300" distR="114300" hidden="0" layoutInCell="1" locked="0" relativeHeight="0" simplePos="0">
                       <wp:simplePos x="0" y="0"/>
@@ -1429,7 +1431,7 @@
                     </wp:anchor>
                   </w:drawing>
                 </mc:Choice>
-                <mc:Fallback xmlns:sl="http://schemas.openxmlformats.org/schemaLibrary/2006/main" xmlns:a="http://schemas.openxmlformats.org/drawingml/2006/main" xmlns:pic="http://schemas.openxmlformats.org/drawingml/2006/picture" xmlns:c="http://schemas.openxmlformats.org/drawingml/2006/chart" xmlns:lc="http://schemas.openxmlformats.org/drawingml/2006/lockedCanvas" xmlns:dgm="http://schemas.openxmlformats.org/drawingml/2006/diagram" xmlns:w16="http://schemas.microsoft.com/office/word/2018/wordml" xmlns:w16cex="http://schemas.microsoft.com/office/word/2018/wordml/cex" xmlns:w16cid="http://schemas.microsoft.com/office/word/2016/wordml/cid" xmlns="http://schemas.microsoft.com/office/tasks/2019/documenttasks" xmlns:cr="http://schemas.microsoft.com/office/comments/2020/reactions">
+                <mc:Fallback xmlns:cr="http://schemas.microsoft.com/office/comments/2020/reactions" xmlns="http://schemas.microsoft.com/office/tasks/2019/documenttasks" xmlns:w16cid="http://schemas.microsoft.com/office/word/2016/wordml/cid" xmlns:w16cex="http://schemas.microsoft.com/office/word/2018/wordml/cex" xmlns:w16="http://schemas.microsoft.com/office/word/2018/wordml" xmlns:dgm="http://schemas.openxmlformats.org/drawingml/2006/diagram" xmlns:lc="http://schemas.openxmlformats.org/drawingml/2006/lockedCanvas" xmlns:c="http://schemas.openxmlformats.org/drawingml/2006/chart" xmlns:pic="http://schemas.openxmlformats.org/drawingml/2006/picture" xmlns:a="http://schemas.openxmlformats.org/drawingml/2006/main" xmlns:sl="http://schemas.openxmlformats.org/schemaLibrary/2006/main">
                   <w:drawing>
                     <wp:anchor allowOverlap="1" behindDoc="0" distB="0" distT="0" distL="114300" distR="114300" hidden="0" layoutInCell="1" locked="0" relativeHeight="0" simplePos="0">
                       <wp:simplePos x="0" y="0"/>
@@ -1542,7 +1544,7 @@
                     </wp:anchor>
                   </w:drawing>
                 </mc:Choice>
-                <mc:Fallback xmlns:sl="http://schemas.openxmlformats.org/schemaLibrary/2006/main" xmlns:a="http://schemas.openxmlformats.org/drawingml/2006/main" xmlns:pic="http://schemas.openxmlformats.org/drawingml/2006/picture" xmlns:c="http://schemas.openxmlformats.org/drawingml/2006/chart" xmlns:lc="http://schemas.openxmlformats.org/drawingml/2006/lockedCanvas" xmlns:dgm="http://schemas.openxmlformats.org/drawingml/2006/diagram" xmlns:w16="http://schemas.microsoft.com/office/word/2018/wordml" xmlns:w16cex="http://schemas.microsoft.com/office/word/2018/wordml/cex" xmlns:w16cid="http://schemas.microsoft.com/office/word/2016/wordml/cid" xmlns="http://schemas.microsoft.com/office/tasks/2019/documenttasks" xmlns:cr="http://schemas.microsoft.com/office/comments/2020/reactions">
+                <mc:Fallback xmlns:cr="http://schemas.microsoft.com/office/comments/2020/reactions" xmlns="http://schemas.microsoft.com/office/tasks/2019/documenttasks" xmlns:w16cid="http://schemas.microsoft.com/office/word/2016/wordml/cid" xmlns:w16cex="http://schemas.microsoft.com/office/word/2018/wordml/cex" xmlns:w16="http://schemas.microsoft.com/office/word/2018/wordml" xmlns:dgm="http://schemas.openxmlformats.org/drawingml/2006/diagram" xmlns:lc="http://schemas.openxmlformats.org/drawingml/2006/lockedCanvas" xmlns:c="http://schemas.openxmlformats.org/drawingml/2006/chart" xmlns:pic="http://schemas.openxmlformats.org/drawingml/2006/picture" xmlns:a="http://schemas.openxmlformats.org/drawingml/2006/main" xmlns:sl="http://schemas.openxmlformats.org/schemaLibrary/2006/main">
                   <w:drawing>
                     <wp:anchor allowOverlap="1" behindDoc="0" distB="0" distT="0" distL="114300" distR="114300" hidden="0" layoutInCell="1" locked="0" relativeHeight="0" simplePos="0">
                       <wp:simplePos x="0" y="0"/>
@@ -1655,7 +1657,7 @@
                     </wp:anchor>
                   </w:drawing>
                 </mc:Choice>
-                <mc:Fallback xmlns:sl="http://schemas.openxmlformats.org/schemaLibrary/2006/main" xmlns:a="http://schemas.openxmlformats.org/drawingml/2006/main" xmlns:pic="http://schemas.openxmlformats.org/drawingml/2006/picture" xmlns:c="http://schemas.openxmlformats.org/drawingml/2006/chart" xmlns:lc="http://schemas.openxmlformats.org/drawingml/2006/lockedCanvas" xmlns:dgm="http://schemas.openxmlformats.org/drawingml/2006/diagram" xmlns:w16="http://schemas.microsoft.com/office/word/2018/wordml" xmlns:w16cex="http://schemas.microsoft.com/office/word/2018/wordml/cex" xmlns:w16cid="http://schemas.microsoft.com/office/word/2016/wordml/cid" xmlns="http://schemas.microsoft.com/office/tasks/2019/documenttasks" xmlns:cr="http://schemas.microsoft.com/office/comments/2020/reactions">
+                <mc:Fallback xmlns:cr="http://schemas.microsoft.com/office/comments/2020/reactions" xmlns="http://schemas.microsoft.com/office/tasks/2019/documenttasks" xmlns:w16cid="http://schemas.microsoft.com/office/word/2016/wordml/cid" xmlns:w16cex="http://schemas.microsoft.com/office/word/2018/wordml/cex" xmlns:w16="http://schemas.microsoft.com/office/word/2018/wordml" xmlns:dgm="http://schemas.openxmlformats.org/drawingml/2006/diagram" xmlns:lc="http://schemas.openxmlformats.org/drawingml/2006/lockedCanvas" xmlns:c="http://schemas.openxmlformats.org/drawingml/2006/chart" xmlns:pic="http://schemas.openxmlformats.org/drawingml/2006/picture" xmlns:a="http://schemas.openxmlformats.org/drawingml/2006/main" xmlns:sl="http://schemas.openxmlformats.org/schemaLibrary/2006/main">
                   <w:drawing>
                     <wp:anchor allowOverlap="1" behindDoc="0" distB="0" distT="0" distL="114300" distR="114300" hidden="0" layoutInCell="1" locked="0" relativeHeight="0" simplePos="0">
                       <wp:simplePos x="0" y="0"/>
@@ -1784,7 +1786,7 @@
                     </wp:anchor>
                   </w:drawing>
                 </mc:Choice>
-                <mc:Fallback xmlns:sl="http://schemas.openxmlformats.org/schemaLibrary/2006/main" xmlns:a="http://schemas.openxmlformats.org/drawingml/2006/main" xmlns:pic="http://schemas.openxmlformats.org/drawingml/2006/picture" xmlns:c="http://schemas.openxmlformats.org/drawingml/2006/chart" xmlns:lc="http://schemas.openxmlformats.org/drawingml/2006/lockedCanvas" xmlns:dgm="http://schemas.openxmlformats.org/drawingml/2006/diagram" xmlns:w16="http://schemas.microsoft.com/office/word/2018/wordml" xmlns:w16cex="http://schemas.microsoft.com/office/word/2018/wordml/cex" xmlns:w16cid="http://schemas.microsoft.com/office/word/2016/wordml/cid" xmlns="http://schemas.microsoft.com/office/tasks/2019/documenttasks" xmlns:cr="http://schemas.microsoft.com/office/comments/2020/reactions">
+                <mc:Fallback xmlns:cr="http://schemas.microsoft.com/office/comments/2020/reactions" xmlns="http://schemas.microsoft.com/office/tasks/2019/documenttasks" xmlns:w16cid="http://schemas.microsoft.com/office/word/2016/wordml/cid" xmlns:w16cex="http://schemas.microsoft.com/office/word/2018/wordml/cex" xmlns:w16="http://schemas.microsoft.com/office/word/2018/wordml" xmlns:dgm="http://schemas.openxmlformats.org/drawingml/2006/diagram" xmlns:lc="http://schemas.openxmlformats.org/drawingml/2006/lockedCanvas" xmlns:c="http://schemas.openxmlformats.org/drawingml/2006/chart" xmlns:pic="http://schemas.openxmlformats.org/drawingml/2006/picture" xmlns:a="http://schemas.openxmlformats.org/drawingml/2006/main" xmlns:sl="http://schemas.openxmlformats.org/schemaLibrary/2006/main">
                   <w:drawing>
                     <wp:anchor allowOverlap="1" behindDoc="0" distB="0" distT="0" distL="114300" distR="114300" hidden="0" layoutInCell="1" locked="0" relativeHeight="0" simplePos="0">
                       <wp:simplePos x="0" y="0"/>
@@ -1917,7 +1919,7 @@
                     </wp:anchor>
                   </w:drawing>
                 </mc:Choice>
-                <mc:Fallback xmlns:sl="http://schemas.openxmlformats.org/schemaLibrary/2006/main" xmlns:a="http://schemas.openxmlformats.org/drawingml/2006/main" xmlns:pic="http://schemas.openxmlformats.org/drawingml/2006/picture" xmlns:c="http://schemas.openxmlformats.org/drawingml/2006/chart" xmlns:lc="http://schemas.openxmlformats.org/drawingml/2006/lockedCanvas" xmlns:dgm="http://schemas.openxmlformats.org/drawingml/2006/diagram" xmlns:w16="http://schemas.microsoft.com/office/word/2018/wordml" xmlns:w16cex="http://schemas.microsoft.com/office/word/2018/wordml/cex" xmlns:w16cid="http://schemas.microsoft.com/office/word/2016/wordml/cid" xmlns="http://schemas.microsoft.com/office/tasks/2019/documenttasks" xmlns:cr="http://schemas.microsoft.com/office/comments/2020/reactions">
+                <mc:Fallback xmlns:cr="http://schemas.microsoft.com/office/comments/2020/reactions" xmlns="http://schemas.microsoft.com/office/tasks/2019/documenttasks" xmlns:w16cid="http://schemas.microsoft.com/office/word/2016/wordml/cid" xmlns:w16cex="http://schemas.microsoft.com/office/word/2018/wordml/cex" xmlns:w16="http://schemas.microsoft.com/office/word/2018/wordml" xmlns:dgm="http://schemas.openxmlformats.org/drawingml/2006/diagram" xmlns:lc="http://schemas.openxmlformats.org/drawingml/2006/lockedCanvas" xmlns:c="http://schemas.openxmlformats.org/drawingml/2006/chart" xmlns:pic="http://schemas.openxmlformats.org/drawingml/2006/picture" xmlns:a="http://schemas.openxmlformats.org/drawingml/2006/main" xmlns:sl="http://schemas.openxmlformats.org/schemaLibrary/2006/main">
                   <w:drawing>
                     <wp:anchor allowOverlap="1" behindDoc="0" distB="0" distT="0" distL="114300" distR="114300" hidden="0" layoutInCell="1" locked="0" relativeHeight="0" simplePos="0">
                       <wp:simplePos x="0" y="0"/>
@@ -2050,7 +2052,7 @@
                     </wp:anchor>
                   </w:drawing>
                 </mc:Choice>
-                <mc:Fallback xmlns:sl="http://schemas.openxmlformats.org/schemaLibrary/2006/main" xmlns:a="http://schemas.openxmlformats.org/drawingml/2006/main" xmlns:pic="http://schemas.openxmlformats.org/drawingml/2006/picture" xmlns:c="http://schemas.openxmlformats.org/drawingml/2006/chart" xmlns:lc="http://schemas.openxmlformats.org/drawingml/2006/lockedCanvas" xmlns:dgm="http://schemas.openxmlformats.org/drawingml/2006/diagram" xmlns:w16="http://schemas.microsoft.com/office/word/2018/wordml" xmlns:w16cex="http://schemas.microsoft.com/office/word/2018/wordml/cex" xmlns:w16cid="http://schemas.microsoft.com/office/word/2016/wordml/cid" xmlns="http://schemas.microsoft.com/office/tasks/2019/documenttasks" xmlns:cr="http://schemas.microsoft.com/office/comments/2020/reactions">
+                <mc:Fallback xmlns:cr="http://schemas.microsoft.com/office/comments/2020/reactions" xmlns="http://schemas.microsoft.com/office/tasks/2019/documenttasks" xmlns:w16cid="http://schemas.microsoft.com/office/word/2016/wordml/cid" xmlns:w16cex="http://schemas.microsoft.com/office/word/2018/wordml/cex" xmlns:w16="http://schemas.microsoft.com/office/word/2018/wordml" xmlns:dgm="http://schemas.openxmlformats.org/drawingml/2006/diagram" xmlns:lc="http://schemas.openxmlformats.org/drawingml/2006/lockedCanvas" xmlns:c="http://schemas.openxmlformats.org/drawingml/2006/chart" xmlns:pic="http://schemas.openxmlformats.org/drawingml/2006/picture" xmlns:a="http://schemas.openxmlformats.org/drawingml/2006/main" xmlns:sl="http://schemas.openxmlformats.org/schemaLibrary/2006/main">
                   <w:drawing>
                     <wp:anchor allowOverlap="1" behindDoc="0" distB="0" distT="0" distL="114300" distR="114300" hidden="0" layoutInCell="1" locked="0" relativeHeight="0" simplePos="0">
                       <wp:simplePos x="0" y="0"/>
@@ -2196,7 +2198,7 @@
                     </wp:anchor>
                   </w:drawing>
                 </mc:Choice>
-                <mc:Fallback xmlns:sl="http://schemas.openxmlformats.org/schemaLibrary/2006/main" xmlns:a="http://schemas.openxmlformats.org/drawingml/2006/main" xmlns:pic="http://schemas.openxmlformats.org/drawingml/2006/picture" xmlns:c="http://schemas.openxmlformats.org/drawingml/2006/chart" xmlns:lc="http://schemas.openxmlformats.org/drawingml/2006/lockedCanvas" xmlns:dgm="http://schemas.openxmlformats.org/drawingml/2006/diagram" xmlns:w16="http://schemas.microsoft.com/office/word/2018/wordml" xmlns:w16cex="http://schemas.microsoft.com/office/word/2018/wordml/cex" xmlns:w16cid="http://schemas.microsoft.com/office/word/2016/wordml/cid" xmlns="http://schemas.microsoft.com/office/tasks/2019/documenttasks" xmlns:cr="http://schemas.microsoft.com/office/comments/2020/reactions">
+                <mc:Fallback xmlns:cr="http://schemas.microsoft.com/office/comments/2020/reactions" xmlns="http://schemas.microsoft.com/office/tasks/2019/documenttasks" xmlns:w16cid="http://schemas.microsoft.com/office/word/2016/wordml/cid" xmlns:w16cex="http://schemas.microsoft.com/office/word/2018/wordml/cex" xmlns:w16="http://schemas.microsoft.com/office/word/2018/wordml" xmlns:dgm="http://schemas.openxmlformats.org/drawingml/2006/diagram" xmlns:lc="http://schemas.openxmlformats.org/drawingml/2006/lockedCanvas" xmlns:c="http://schemas.openxmlformats.org/drawingml/2006/chart" xmlns:pic="http://schemas.openxmlformats.org/drawingml/2006/picture" xmlns:a="http://schemas.openxmlformats.org/drawingml/2006/main" xmlns:sl="http://schemas.openxmlformats.org/schemaLibrary/2006/main">
                   <w:drawing>
                     <wp:anchor allowOverlap="1" behindDoc="0" distB="0" distT="0" distL="114300" distR="114300" hidden="0" layoutInCell="1" locked="0" relativeHeight="0" simplePos="0">
                       <wp:simplePos x="0" y="0"/>
@@ -2319,7 +2321,7 @@
                     </wp:anchor>
                   </w:drawing>
                 </mc:Choice>
-                <mc:Fallback xmlns:sl="http://schemas.openxmlformats.org/schemaLibrary/2006/main" xmlns:a="http://schemas.openxmlformats.org/drawingml/2006/main" xmlns:pic="http://schemas.openxmlformats.org/drawingml/2006/picture" xmlns:c="http://schemas.openxmlformats.org/drawingml/2006/chart" xmlns:lc="http://schemas.openxmlformats.org/drawingml/2006/lockedCanvas" xmlns:dgm="http://schemas.openxmlformats.org/drawingml/2006/diagram" xmlns:w16="http://schemas.microsoft.com/office/word/2018/wordml" xmlns:w16cex="http://schemas.microsoft.com/office/word/2018/wordml/cex" xmlns:w16cid="http://schemas.microsoft.com/office/word/2016/wordml/cid" xmlns="http://schemas.microsoft.com/office/tasks/2019/documenttasks" xmlns:cr="http://schemas.microsoft.com/office/comments/2020/reactions">
+                <mc:Fallback xmlns:cr="http://schemas.microsoft.com/office/comments/2020/reactions" xmlns="http://schemas.microsoft.com/office/tasks/2019/documenttasks" xmlns:w16cid="http://schemas.microsoft.com/office/word/2016/wordml/cid" xmlns:w16cex="http://schemas.microsoft.com/office/word/2018/wordml/cex" xmlns:w16="http://schemas.microsoft.com/office/word/2018/wordml" xmlns:dgm="http://schemas.openxmlformats.org/drawingml/2006/diagram" xmlns:lc="http://schemas.openxmlformats.org/drawingml/2006/lockedCanvas" xmlns:c="http://schemas.openxmlformats.org/drawingml/2006/chart" xmlns:pic="http://schemas.openxmlformats.org/drawingml/2006/picture" xmlns:a="http://schemas.openxmlformats.org/drawingml/2006/main" xmlns:sl="http://schemas.openxmlformats.org/schemaLibrary/2006/main">
                   <w:drawing>
                     <wp:anchor allowOverlap="1" behindDoc="0" distB="0" distT="0" distL="114300" distR="114300" hidden="0" layoutInCell="1" locked="0" relativeHeight="0" simplePos="0">
                       <wp:simplePos x="0" y="0"/>
@@ -2427,7 +2429,7 @@
                     </wp:anchor>
                   </w:drawing>
                 </mc:Choice>
-                <mc:Fallback xmlns:sl="http://schemas.openxmlformats.org/schemaLibrary/2006/main" xmlns:a="http://schemas.openxmlformats.org/drawingml/2006/main" xmlns:pic="http://schemas.openxmlformats.org/drawingml/2006/picture" xmlns:c="http://schemas.openxmlformats.org/drawingml/2006/chart" xmlns:lc="http://schemas.openxmlformats.org/drawingml/2006/lockedCanvas" xmlns:dgm="http://schemas.openxmlformats.org/drawingml/2006/diagram" xmlns:w16="http://schemas.microsoft.com/office/word/2018/wordml" xmlns:w16cex="http://schemas.microsoft.com/office/word/2018/wordml/cex" xmlns:w16cid="http://schemas.microsoft.com/office/word/2016/wordml/cid" xmlns="http://schemas.microsoft.com/office/tasks/2019/documenttasks" xmlns:cr="http://schemas.microsoft.com/office/comments/2020/reactions">
+                <mc:Fallback xmlns:cr="http://schemas.microsoft.com/office/comments/2020/reactions" xmlns="http://schemas.microsoft.com/office/tasks/2019/documenttasks" xmlns:w16cid="http://schemas.microsoft.com/office/word/2016/wordml/cid" xmlns:w16cex="http://schemas.microsoft.com/office/word/2018/wordml/cex" xmlns:w16="http://schemas.microsoft.com/office/word/2018/wordml" xmlns:dgm="http://schemas.openxmlformats.org/drawingml/2006/diagram" xmlns:lc="http://schemas.openxmlformats.org/drawingml/2006/lockedCanvas" xmlns:c="http://schemas.openxmlformats.org/drawingml/2006/chart" xmlns:pic="http://schemas.openxmlformats.org/drawingml/2006/picture" xmlns:a="http://schemas.openxmlformats.org/drawingml/2006/main" xmlns:sl="http://schemas.openxmlformats.org/schemaLibrary/2006/main">
                   <w:drawing>
                     <wp:anchor allowOverlap="1" behindDoc="0" distB="0" distT="0" distL="114300" distR="114300" hidden="0" layoutInCell="1" locked="0" relativeHeight="0" simplePos="0">
                       <wp:simplePos x="0" y="0"/>
@@ -2535,7 +2537,7 @@
                     </wp:anchor>
                   </w:drawing>
                 </mc:Choice>
-                <mc:Fallback xmlns:sl="http://schemas.openxmlformats.org/schemaLibrary/2006/main" xmlns:a="http://schemas.openxmlformats.org/drawingml/2006/main" xmlns:pic="http://schemas.openxmlformats.org/drawingml/2006/picture" xmlns:c="http://schemas.openxmlformats.org/drawingml/2006/chart" xmlns:lc="http://schemas.openxmlformats.org/drawingml/2006/lockedCanvas" xmlns:dgm="http://schemas.openxmlformats.org/drawingml/2006/diagram" xmlns:w16="http://schemas.microsoft.com/office/word/2018/wordml" xmlns:w16cex="http://schemas.microsoft.com/office/word/2018/wordml/cex" xmlns:w16cid="http://schemas.microsoft.com/office/word/2016/wordml/cid" xmlns="http://schemas.microsoft.com/office/tasks/2019/documenttasks" xmlns:cr="http://schemas.microsoft.com/office/comments/2020/reactions">
+                <mc:Fallback xmlns:cr="http://schemas.microsoft.com/office/comments/2020/reactions" xmlns="http://schemas.microsoft.com/office/tasks/2019/documenttasks" xmlns:w16cid="http://schemas.microsoft.com/office/word/2016/wordml/cid" xmlns:w16cex="http://schemas.microsoft.com/office/word/2018/wordml/cex" xmlns:w16="http://schemas.microsoft.com/office/word/2018/wordml" xmlns:dgm="http://schemas.openxmlformats.org/drawingml/2006/diagram" xmlns:lc="http://schemas.openxmlformats.org/drawingml/2006/lockedCanvas" xmlns:c="http://schemas.openxmlformats.org/drawingml/2006/chart" xmlns:pic="http://schemas.openxmlformats.org/drawingml/2006/picture" xmlns:a="http://schemas.openxmlformats.org/drawingml/2006/main" xmlns:sl="http://schemas.openxmlformats.org/schemaLibrary/2006/main">
                   <w:drawing>
                     <wp:anchor allowOverlap="1" behindDoc="0" distB="0" distT="0" distL="114300" distR="114300" hidden="0" layoutInCell="1" locked="0" relativeHeight="0" simplePos="0">
                       <wp:simplePos x="0" y="0"/>
@@ -2671,19 +2673,10 @@
         </w:tc>
       </w:tr>
     </w:tbl>
-    <w:p>
-      <w:pPr>
-        <w:rPr>
-          <w:rFonts w:ascii="Arial" w:eastAsia="Arial" w:hAnsi="Arial" w:cs="Arial"/>
-        </w:rPr>
-      </w:pPr>
-      <w:bookmarkStart w:id="0" w:name="_GoBack"/>
-      <w:bookmarkEnd w:id="0"/>
-    </w:p>
     <w:tbl>
       <w:tblPr>
         <w:tblStyle w:val="a2"/>
-        <w:tblpPr w:leftFromText="180" w:rightFromText="180" w:topFromText="180" w:bottomFromText="180" w:vertAnchor="text" w:tblpX="-785"/>
+        <w:tblpPr w:leftFromText="180" w:rightFromText="180" w:topFromText="180" w:bottomFromText="180" w:vertAnchor="text" w:horzAnchor="margin" w:tblpXSpec="center" w:tblpY="-28"/>
         <w:tblW w:w="9610" w:type="dxa"/>
         <w:tblInd w:w="0" w:type="dxa"/>
         <w:tblBorders>
@@ -2705,43 +2698,33 @@
           <w:tcPr>
             <w:tcW w:w="9610" w:type="dxa"/>
           </w:tcPr>
-          <w:sdt>
-            <w:sdtPr>
-              <w:tag w:val="goog_rdk_0"/>
-              <w:id w:val="387861129"/>
-              <w:lock w:val="contentLocked"/>
-            </w:sdtPr>
-            <w:sdtEndPr/>
-            <w:sdtContent>
-              <w:p>
-                <w:pPr>
-                  <w:rPr>
-                    <w:rFonts w:ascii="Arial" w:eastAsia="Arial" w:hAnsi="Arial" w:cs="Arial"/>
-                  </w:rPr>
-                </w:pPr>
-                <w:r>
-                  <w:rPr>
-                    <w:rFonts w:ascii="Arial" w:eastAsia="Arial" w:hAnsi="Arial" w:cs="Arial"/>
-                  </w:rPr>
-                  <w:t xml:space="preserve">OBSERVACIONES: (15)   </w:t>
-                </w:r>
-              </w:p>
-              <w:p>
-                <w:pPr>
-                  <w:rPr>
-                    <w:rFonts w:ascii="Arial" w:eastAsia="Arial" w:hAnsi="Arial" w:cs="Arial"/>
-                  </w:rPr>
-                </w:pPr>
-              </w:p>
-              <w:p>
-                <w:pPr>
-                  <w:rPr>
-                    <w:rFonts w:ascii="Arial" w:eastAsia="Arial" w:hAnsi="Arial" w:cs="Arial"/>
-                  </w:rPr>
-                </w:pPr>
-              </w:p>
-            </w:sdtContent>
-          </w:sdt>
+          <w:p>
+            <w:pPr>
+              <w:rPr>
+                <w:rFonts w:ascii="Arial" w:eastAsia="Arial" w:hAnsi="Arial" w:cs="Arial"/>
+              </w:rPr>
+            </w:pPr>
+            <w:r>
+              <w:rPr>
+                <w:rFonts w:ascii="Arial" w:eastAsia="Arial" w:hAnsi="Arial" w:cs="Arial"/>
+              </w:rPr>
+              <w:t xml:space="preserve">OBSERVACIONES: (15)   </w:t>
+            </w:r>
+          </w:p>
+          <w:p>
+            <w:pPr>
+              <w:rPr>
+                <w:rFonts w:ascii="Arial" w:eastAsia="Arial" w:hAnsi="Arial" w:cs="Arial"/>
+              </w:rPr>
+            </w:pPr>
+          </w:p>
+          <w:p>
+            <w:pPr>
+              <w:rPr>
+                <w:rFonts w:ascii="Arial" w:eastAsia="Arial" w:hAnsi="Arial" w:cs="Arial"/>
+              </w:rPr>
+            </w:pPr>
+          </w:p>
         </w:tc>
       </w:tr>
     </w:tbl>
@@ -2750,7 +2733,6 @@
         <w:tabs>
           <w:tab w:val="left" w:pos="1440"/>
         </w:tabs>
-        <w:ind w:left="540"/>
         <w:jc w:val="both"/>
         <w:rPr>
           <w:rFonts w:ascii="Arial" w:eastAsia="Arial" w:hAnsi="Arial" w:cs="Arial"/>
